--- a/data/revised_2026-10_full/tracked/v2/Physics/SS1.3_Temperature_and_Thermal_Expansion/Physics_Temperature_and_Thermal_Expansion_FinalExplanation_TeacherKey_TRACKED.docx
+++ b/data/revised_2026-10_full/tracked/v2/Physics/SS1.3_Temperature_and_Thermal_Expansion/Physics_Temperature_and_Thermal_Expansion_FinalExplanation_TeacherKey_TRACKED.docx
@@ -882,7 +882,7 @@
               </w:rPr>
               <w:t xml:space="preserve">(a) Problem: expansion joints on the Thika Superhighway (and gaps between SGR rails) are included because the structure lengthens when heated and would buckle without room to expand; the principle is linear expansion, ΔL = αL₀ΔT. Helpful: a bimetallic strip in an electric iron thermostat. Two bonded metals expand by different amounts, so the strip bends and switches the heating off at the set temperature. Fitting a heated metal tyre onto a wooden cart wheel is another deliberate use: the tyre expands when hot, slips on, and tightens as it cools. (b) Cables lengthen when heated on hot afternoons, so they are installed with some slack so they can sag a little when they expand. If pulled tight, on cooler mornings the metal would contract, producing large tension that could snap the cable or damage the supports. (c) Water in a pipe that freezes expands by about 9% and, like water in the sealed bottle, has no space to expand. The pressure generated can exceed what the pipe can withstand, so the pipe bursts. (d) The cracked bottle reveals that changes in temperature change the spacing and motion of particles, so materials change size. Solids and liquids generally expand when heated and contract when cooled, and this can produce huge forces if the material is confined. Water is the anomalous case: it contracts </w:t>
             </w:r>
-            <w:del w:id="9001" w:author="Claude (AI) - proposed" w:date="2026-10-15T08:04:17Z">
+            <w:del w:id="9001" w:author="Claude (AI) - proposed" w:date="2026-10-18T00:32:02Z">
               <w:r>
                 <w:rPr>
                   <w:rFonts w:ascii="Arial" w:cs="Arial" w:eastAsia="Arial" w:hAnsi="Arial"/>
@@ -897,7 +897,7 @@
                 <w:delText xml:space="preserve">when cooled</w:delText>
               </w:r>
             </w:del>
-            <w:ins w:id="9002" w:author="Claude (AI) - proposed" w:date="2026-10-15T08:04:17Z">
+            <w:ins w:id="9002" w:author="Claude (AI) - proposed" w:date="2026-10-18T00:32:02Z">
               <w:r>
                 <w:rPr>
                   <w:rFonts w:ascii="Arial" w:cs="Arial" w:eastAsia="Arial" w:hAnsi="Arial"/>
@@ -925,7 +925,7 @@
               </w:rPr>
               <w:t xml:space="preserve"> to 4 °C, </w:t>
             </w:r>
-            <w:del w:id="9003" w:author="Claude (AI) - proposed" w:date="2026-10-15T08:04:17Z">
+            <w:del w:id="9003" w:author="Claude (AI) - proposed" w:date="2026-10-18T00:32:02Z">
               <w:r>
                 <w:rPr>
                   <w:rFonts w:ascii="Arial" w:cs="Arial" w:eastAsia="Arial" w:hAnsi="Arial"/>
@@ -940,7 +940,7 @@
                 <w:delText xml:space="preserve">then expands</w:delText>
               </w:r>
             </w:del>
-            <w:ins w:id="9004" w:author="Claude (AI) - proposed" w:date="2026-10-15T08:04:17Z">
+            <w:ins w:id="9004" w:author="Claude (AI) - proposed" w:date="2026-10-18T00:32:02Z">
               <w:r>
                 <w:rPr>
                   <w:rFonts w:ascii="Arial" w:cs="Arial" w:eastAsia="Arial" w:hAnsi="Arial"/>
@@ -1221,7 +1221,7 @@
               <w:spacing w:after="40" w:before="0"/>
               <w:jc w:val="left"/>
             </w:pPr>
-            <w:ins w:id="9005" w:author="Claude (AI) - proposed" w:date="2026-10-15T08:04:17Z">
+            <w:ins w:id="9005" w:author="Claude (AI) - proposed" w:date="2026-10-18T00:32:02Z">
               <w:r>
                 <w:rPr>
                   <w:rFonts w:ascii="Arial" w:cs="Arial" w:eastAsia="Arial" w:hAnsi="Arial"/>
@@ -1269,7 +1269,7 @@
               <w:spacing w:after="40" w:before="0"/>
               <w:jc w:val="left"/>
             </w:pPr>
-            <w:ins w:id="9006" w:author="Claude (AI) - proposed" w:date="2026-10-15T08:04:17Z">
+            <w:ins w:id="9006" w:author="Claude (AI) - proposed" w:date="2026-10-18T00:32:02Z">
               <w:r>
                 <w:rPr>
                   <w:rFonts w:ascii="Arial" w:cs="Arial" w:eastAsia="Arial" w:hAnsi="Arial"/>
@@ -1317,7 +1317,7 @@
               <w:spacing w:after="40" w:before="0"/>
               <w:jc w:val="left"/>
             </w:pPr>
-            <w:ins w:id="9007" w:author="Claude (AI) - proposed" w:date="2026-10-15T08:04:17Z">
+            <w:ins w:id="9007" w:author="Claude (AI) - proposed" w:date="2026-10-18T00:32:02Z">
               <w:r>
                 <w:rPr>
                   <w:rFonts w:ascii="Arial" w:cs="Arial" w:eastAsia="Arial" w:hAnsi="Arial"/>
@@ -1400,7 +1400,7 @@
               <w:spacing w:after="40" w:before="0"/>
               <w:jc w:val="left"/>
             </w:pPr>
-            <w:ins w:id="9008" w:author="Claude (AI) - proposed" w:date="2026-10-15T08:04:17Z">
+            <w:ins w:id="9008" w:author="Claude (AI) - proposed" w:date="2026-10-18T00:32:02Z">
               <w:r>
                 <w:rPr>
                   <w:rFonts w:ascii="Arial" w:cs="Arial" w:eastAsia="Arial" w:hAnsi="Arial"/>
@@ -1448,7 +1448,7 @@
               <w:spacing w:after="40" w:before="0"/>
               <w:jc w:val="left"/>
             </w:pPr>
-            <w:ins w:id="9009" w:author="Claude (AI) - proposed" w:date="2026-10-15T08:04:17Z">
+            <w:ins w:id="9009" w:author="Claude (AI) - proposed" w:date="2026-10-18T00:32:02Z">
               <w:r>
                 <w:rPr>
                   <w:rFonts w:ascii="Arial" w:cs="Arial" w:eastAsia="Arial" w:hAnsi="Arial"/>
@@ -1496,7 +1496,7 @@
               <w:spacing w:after="40" w:before="0"/>
               <w:jc w:val="left"/>
             </w:pPr>
-            <w:ins w:id="9010" w:author="Claude (AI) - proposed" w:date="2026-10-15T08:04:17Z">
+            <w:ins w:id="9010" w:author="Claude (AI) - proposed" w:date="2026-10-18T00:32:02Z">
               <w:r>
                 <w:rPr>
                   <w:rFonts w:ascii="Arial" w:cs="Arial" w:eastAsia="Arial" w:hAnsi="Arial"/>
@@ -1579,7 +1579,7 @@
               <w:spacing w:after="40" w:before="0"/>
               <w:jc w:val="left"/>
             </w:pPr>
-            <w:ins w:id="9011" w:author="Claude (AI) - proposed" w:date="2026-10-15T08:04:17Z">
+            <w:ins w:id="9011" w:author="Claude (AI) - proposed" w:date="2026-10-18T00:32:02Z">
               <w:r>
                 <w:rPr>
                   <w:rFonts w:ascii="Arial" w:cs="Arial" w:eastAsia="Arial" w:hAnsi="Arial"/>
@@ -1627,7 +1627,7 @@
               <w:spacing w:after="40" w:before="0"/>
               <w:jc w:val="left"/>
             </w:pPr>
-            <w:ins w:id="9012" w:author="Claude (AI) - proposed" w:date="2026-10-15T08:04:17Z">
+            <w:ins w:id="9012" w:author="Claude (AI) - proposed" w:date="2026-10-18T00:32:02Z">
               <w:r>
                 <w:rPr>
                   <w:rFonts w:ascii="Arial" w:cs="Arial" w:eastAsia="Arial" w:hAnsi="Arial"/>
@@ -1675,7 +1675,7 @@
               <w:spacing w:after="40" w:before="0"/>
               <w:jc w:val="left"/>
             </w:pPr>
-            <w:ins w:id="9013" w:author="Claude (AI) - proposed" w:date="2026-10-15T08:04:17Z">
+            <w:ins w:id="9013" w:author="Claude (AI) - proposed" w:date="2026-10-18T00:32:02Z">
               <w:r>
                 <w:rPr>
                   <w:rFonts w:ascii="Arial" w:cs="Arial" w:eastAsia="Arial" w:hAnsi="Arial"/>
@@ -1758,7 +1758,7 @@
               <w:spacing w:after="40" w:before="0"/>
               <w:jc w:val="left"/>
             </w:pPr>
-            <w:ins w:id="9014" w:author="Claude (AI) - proposed" w:date="2026-10-15T08:04:17Z">
+            <w:ins w:id="9014" w:author="Claude (AI) - proposed" w:date="2026-10-18T00:32:02Z">
               <w:r>
                 <w:rPr>
                   <w:rFonts w:ascii="Arial" w:cs="Arial" w:eastAsia="Arial" w:hAnsi="Arial"/>
@@ -1806,7 +1806,7 @@
               <w:spacing w:after="40" w:before="0"/>
               <w:jc w:val="left"/>
             </w:pPr>
-            <w:ins w:id="9015" w:author="Claude (AI) - proposed" w:date="2026-10-15T08:04:17Z">
+            <w:ins w:id="9015" w:author="Claude (AI) - proposed" w:date="2026-10-18T00:32:02Z">
               <w:r>
                 <w:rPr>
                   <w:rFonts w:ascii="Arial" w:cs="Arial" w:eastAsia="Arial" w:hAnsi="Arial"/>
@@ -1854,7 +1854,7 @@
               <w:spacing w:after="40" w:before="0"/>
               <w:jc w:val="left"/>
             </w:pPr>
-            <w:ins w:id="9016" w:author="Claude (AI) - proposed" w:date="2026-10-15T08:04:17Z">
+            <w:ins w:id="9016" w:author="Claude (AI) - proposed" w:date="2026-10-18T00:32:02Z">
               <w:r>
                 <w:rPr>
                   <w:rFonts w:ascii="Arial" w:cs="Arial" w:eastAsia="Arial" w:hAnsi="Arial"/>
@@ -1937,7 +1937,7 @@
               <w:spacing w:after="40" w:before="0"/>
               <w:jc w:val="left"/>
             </w:pPr>
-            <w:ins w:id="9017" w:author="Claude (AI) - proposed" w:date="2026-10-15T08:04:17Z">
+            <w:ins w:id="9017" w:author="Claude (AI) - proposed" w:date="2026-10-18T00:32:02Z">
               <w:r>
                 <w:rPr>
                   <w:rFonts w:ascii="Arial" w:cs="Arial" w:eastAsia="Arial" w:hAnsi="Arial"/>
@@ -1985,7 +1985,7 @@
               <w:spacing w:after="40" w:before="0"/>
               <w:jc w:val="left"/>
             </w:pPr>
-            <w:ins w:id="9018" w:author="Claude (AI) - proposed" w:date="2026-10-15T08:04:17Z">
+            <w:ins w:id="9018" w:author="Claude (AI) - proposed" w:date="2026-10-18T00:32:02Z">
               <w:r>
                 <w:rPr>
                   <w:rFonts w:ascii="Arial" w:cs="Arial" w:eastAsia="Arial" w:hAnsi="Arial"/>
@@ -2033,7 +2033,7 @@
               <w:spacing w:after="40" w:before="0"/>
               <w:jc w:val="left"/>
             </w:pPr>
-            <w:ins w:id="9019" w:author="Claude (AI) - proposed" w:date="2026-10-15T08:04:17Z">
+            <w:ins w:id="9019" w:author="Claude (AI) - proposed" w:date="2026-10-18T00:32:02Z">
               <w:r>
                 <w:rPr>
                   <w:rFonts w:ascii="Arial" w:cs="Arial" w:eastAsia="Arial" w:hAnsi="Arial"/>
@@ -2183,7 +2183,7 @@
         </w:rPr>
         <w:t xml:space="preserve">© 2026 SeaVuria and ARES. This work is licensed under a </w:t>
       </w:r>
-      <w:hyperlink w:history="1" r:id="rId5q3349_q1ywnxtu3wz7sm">
+      <w:hyperlink w:history="1" r:id="rIdafz9svd9jkglkqjpfocep">
         <w:r>
           <w:rPr>
             <w:rFonts w:ascii="Arial" w:cs="Arial" w:eastAsia="Arial" w:hAnsi="Arial"/>
@@ -2203,7 +2203,7 @@
         </w:rPr>
         <w:t xml:space="preserve"> (</w:t>
       </w:r>
-      <w:hyperlink w:history="1" r:id="rIdguentop237w3_pcwm6hnj">
+      <w:hyperlink w:history="1" r:id="rIda50oakjdjqed6qu3upqv6">
         <w:r>
           <w:rPr>
             <w:rFonts w:ascii="Arial" w:cs="Arial" w:eastAsia="Arial" w:hAnsi="Arial"/>
@@ -2223,7 +2223,7 @@
         </w:rPr>
         <w:t xml:space="preserve">). To view a copy of this license, visit </w:t>
       </w:r>
-      <w:hyperlink w:history="1" r:id="rIdmqcydx_w2ndt2tmzf5qck">
+      <w:hyperlink w:history="1" r:id="rIdmomw6rfgrovuhp0rqyrml">
         <w:r>
           <w:rPr>
             <w:rFonts w:ascii="Arial" w:cs="Arial" w:eastAsia="Arial" w:hAnsi="Arial"/>
